--- a/William/Python React/William_Jackson.docx
+++ b/William/Python React/William_Jackson.docx
@@ -7,16 +7,6 @@
         <w:spacing w:after="40"/>
         <w:jc w:val="center"/>
       </w:pPr>
-      <w:r>
-        <w:rPr>
-          <w:b/>
-          <w:bCs/>
-          <w:color w:val="111111"/>
-          <w:sz w:val="44"/>
-          <w:szCs w:val="44"/>
-        </w:rPr>
-        <w:t xml:space="preserve"> </w:t>
-      </w:r>
       <w:r>
         <w:rPr>
           <w:b/>
@@ -122,8 +112,37 @@
                 <w:sz w:val="17"/>
                 <w:szCs w:val="17"/>
               </w:rPr>
-              <w:t>| william.jackson.pro@outlook.com | linkedin.com/in/william-jackson-76a6343a5</w:t>
+              <w:t xml:space="preserve">| </w:t>
             </w:r>
+            <w:r>
+              <w:rPr>
+                <w:rFonts w:ascii="Arial" w:eastAsia="Arial" w:hAnsi="Arial" w:cs="Arial"/>
+                <w:color w:val="FFFFFF"/>
+                <w:sz w:val="17"/>
+                <w:szCs w:val="17"/>
+              </w:rPr>
+              <w:t>williamjacksondev@outlook.com</w:t>
+            </w:r>
+            <w:r>
+              <w:rPr>
+                <w:rFonts w:ascii="Arial" w:eastAsia="Arial" w:hAnsi="Arial" w:cs="Arial"/>
+                <w:color w:val="FFFFFF"/>
+                <w:sz w:val="17"/>
+                <w:szCs w:val="17"/>
+              </w:rPr>
+              <w:t xml:space="preserve">| </w:t>
+            </w:r>
+            <w:r>
+              <w:rPr>
+                <w:rFonts w:ascii="Arial" w:eastAsia="Arial" w:hAnsi="Arial" w:cs="Arial"/>
+                <w:color w:val="FFFFFF"/>
+                <w:sz w:val="17"/>
+                <w:szCs w:val="17"/>
+              </w:rPr>
+              <w:t>linkedin.com/in/william-jackson-3816183aa</w:t>
+            </w:r>
+            <w:bookmarkStart w:id="0" w:name="_GoBack"/>
+            <w:bookmarkEnd w:id="0"/>
           </w:p>
         </w:tc>
       </w:tr>
@@ -4991,8 +5010,6 @@
         </w:rPr>
         <w:t>imestamp semantics, and keep do</w:t>
       </w:r>
-      <w:bookmarkStart w:id="0" w:name="_GoBack"/>
-      <w:bookmarkEnd w:id="0"/>
       <w:r>
         <w:rPr>
           <w:rFonts w:ascii="Arial" w:hAnsi="Arial" w:cs="Arial"/>

--- a/William/Python React/William_Jackson.docx
+++ b/William/Python React/William_Jackson.docx
@@ -141,8 +141,6 @@
               </w:rPr>
               <w:t>linkedin.com/in/william-jackson-3816183aa</w:t>
             </w:r>
-            <w:bookmarkStart w:id="0" w:name="_GoBack"/>
-            <w:bookmarkEnd w:id="0"/>
           </w:p>
         </w:tc>
       </w:tr>
@@ -176,21 +174,18 @@
         <w:jc w:val="both"/>
         <w:rPr>
           <w:rFonts w:ascii="Arial" w:hAnsi="Arial" w:cs="Arial"/>
-          <w:sz w:val="18"/>
-        </w:rPr>
-      </w:pPr>
-      <w:r>
-        <w:rPr>
-          <w:rStyle w:val="Strong"/>
-          <w:rFonts w:ascii="Arial" w:hAnsi="Arial" w:cs="Arial"/>
-          <w:sz w:val="18"/>
+        </w:rPr>
+      </w:pPr>
+      <w:r>
+        <w:rPr>
+          <w:rStyle w:val="Strong"/>
+          <w:rFonts w:ascii="Arial" w:hAnsi="Arial" w:cs="Arial"/>
         </w:rPr>
         <w:t>Senior Software Engineer</w:t>
       </w:r>
       <w:r>
         <w:rPr>
           <w:rFonts w:ascii="Arial" w:hAnsi="Arial" w:cs="Arial"/>
-          <w:sz w:val="18"/>
         </w:rPr>
         <w:t xml:space="preserve"> with ~10 years delivering </w:t>
       </w:r>
@@ -198,14 +193,12 @@
         <w:rPr>
           <w:rStyle w:val="Strong"/>
           <w:rFonts w:ascii="Arial" w:hAnsi="Arial" w:cs="Arial"/>
-          <w:sz w:val="18"/>
         </w:rPr>
         <w:t>production-grade</w:t>
       </w:r>
       <w:r>
         <w:rPr>
           <w:rFonts w:ascii="Arial" w:hAnsi="Arial" w:cs="Arial"/>
-          <w:sz w:val="18"/>
         </w:rPr>
         <w:t xml:space="preserve"> platforms spanning </w:t>
       </w:r>
@@ -213,7 +206,6 @@
         <w:rPr>
           <w:rStyle w:val="Strong"/>
           <w:rFonts w:ascii="Arial" w:hAnsi="Arial" w:cs="Arial"/>
-          <w:sz w:val="18"/>
         </w:rPr>
         <w:t xml:space="preserve">Python </w:t>
       </w:r>
@@ -222,7 +214,6 @@
         <w:rPr>
           <w:rStyle w:val="Strong"/>
           <w:rFonts w:ascii="Arial" w:hAnsi="Arial" w:cs="Arial"/>
-          <w:sz w:val="18"/>
         </w:rPr>
         <w:t>backends</w:t>
       </w:r>
@@ -230,7 +221,6 @@
       <w:r>
         <w:rPr>
           <w:rFonts w:ascii="Arial" w:hAnsi="Arial" w:cs="Arial"/>
-          <w:sz w:val="18"/>
         </w:rPr>
         <w:t xml:space="preserve"> and </w:t>
       </w:r>
@@ -238,14 +228,12 @@
         <w:rPr>
           <w:rStyle w:val="Strong"/>
           <w:rFonts w:ascii="Arial" w:hAnsi="Arial" w:cs="Arial"/>
-          <w:sz w:val="18"/>
         </w:rPr>
         <w:t>React</w:t>
       </w:r>
       <w:r>
         <w:rPr>
           <w:rFonts w:ascii="Arial" w:hAnsi="Arial" w:cs="Arial"/>
-          <w:sz w:val="18"/>
         </w:rPr>
         <w:t xml:space="preserve"> frontends, with a consistent focus on </w:t>
       </w:r>
@@ -253,14 +241,12 @@
         <w:rPr>
           <w:rStyle w:val="Strong"/>
           <w:rFonts w:ascii="Arial" w:hAnsi="Arial" w:cs="Arial"/>
-          <w:sz w:val="18"/>
         </w:rPr>
         <w:t>reliability</w:t>
       </w:r>
       <w:r>
         <w:rPr>
           <w:rFonts w:ascii="Arial" w:hAnsi="Arial" w:cs="Arial"/>
-          <w:sz w:val="18"/>
         </w:rPr>
         <w:t xml:space="preserve">, </w:t>
       </w:r>
@@ -268,14 +254,12 @@
         <w:rPr>
           <w:rStyle w:val="Strong"/>
           <w:rFonts w:ascii="Arial" w:hAnsi="Arial" w:cs="Arial"/>
-          <w:sz w:val="18"/>
         </w:rPr>
         <w:t>operability</w:t>
       </w:r>
       <w:r>
         <w:rPr>
           <w:rFonts w:ascii="Arial" w:hAnsi="Arial" w:cs="Arial"/>
-          <w:sz w:val="18"/>
         </w:rPr>
         <w:t xml:space="preserve">, and </w:t>
       </w:r>
@@ -283,14 +267,12 @@
         <w:rPr>
           <w:rStyle w:val="Strong"/>
           <w:rFonts w:ascii="Arial" w:hAnsi="Arial" w:cs="Arial"/>
-          <w:sz w:val="18"/>
         </w:rPr>
         <w:t>clean service boundaries</w:t>
       </w:r>
       <w:r>
         <w:rPr>
           <w:rFonts w:ascii="Arial" w:hAnsi="Arial" w:cs="Arial"/>
-          <w:sz w:val="18"/>
         </w:rPr>
         <w:t xml:space="preserve">. </w:t>
       </w:r>
@@ -298,7 +280,6 @@
       <w:r>
         <w:rPr>
           <w:rFonts w:ascii="Arial" w:hAnsi="Arial" w:cs="Arial"/>
-          <w:sz w:val="18"/>
         </w:rPr>
         <w:t xml:space="preserve">Strong track record translating ambiguous stakeholder goals into </w:t>
       </w:r>
@@ -306,14 +287,12 @@
         <w:rPr>
           <w:rStyle w:val="Strong"/>
           <w:rFonts w:ascii="Arial" w:hAnsi="Arial" w:cs="Arial"/>
-          <w:sz w:val="18"/>
         </w:rPr>
         <w:t>scoped milestones</w:t>
       </w:r>
       <w:r>
         <w:rPr>
           <w:rFonts w:ascii="Arial" w:hAnsi="Arial" w:cs="Arial"/>
-          <w:sz w:val="18"/>
         </w:rPr>
         <w:t xml:space="preserve">, then shipping iteratively with </w:t>
       </w:r>
@@ -321,14 +300,12 @@
         <w:rPr>
           <w:rStyle w:val="Strong"/>
           <w:rFonts w:ascii="Arial" w:hAnsi="Arial" w:cs="Arial"/>
-          <w:sz w:val="18"/>
         </w:rPr>
         <w:t>stable APIs</w:t>
       </w:r>
       <w:r>
         <w:rPr>
           <w:rFonts w:ascii="Arial" w:hAnsi="Arial" w:cs="Arial"/>
-          <w:sz w:val="18"/>
         </w:rPr>
         <w:t xml:space="preserve">, durable </w:t>
       </w:r>
@@ -336,14 +313,12 @@
         <w:rPr>
           <w:rStyle w:val="Strong"/>
           <w:rFonts w:ascii="Arial" w:hAnsi="Arial" w:cs="Arial"/>
-          <w:sz w:val="18"/>
         </w:rPr>
         <w:t>data contracts</w:t>
       </w:r>
       <w:r>
         <w:rPr>
           <w:rFonts w:ascii="Arial" w:hAnsi="Arial" w:cs="Arial"/>
-          <w:sz w:val="18"/>
         </w:rPr>
         <w:t xml:space="preserve">, and practical delivery guardrails across </w:t>
       </w:r>
@@ -351,14 +326,12 @@
         <w:rPr>
           <w:rStyle w:val="Strong"/>
           <w:rFonts w:ascii="Arial" w:hAnsi="Arial" w:cs="Arial"/>
-          <w:sz w:val="18"/>
         </w:rPr>
         <w:t>CI/CD</w:t>
       </w:r>
       <w:r>
         <w:rPr>
           <w:rFonts w:ascii="Arial" w:hAnsi="Arial" w:cs="Arial"/>
-          <w:sz w:val="18"/>
         </w:rPr>
         <w:t xml:space="preserve">, </w:t>
       </w:r>
@@ -367,7 +340,6 @@
         <w:rPr>
           <w:rStyle w:val="Strong"/>
           <w:rFonts w:ascii="Arial" w:hAnsi="Arial" w:cs="Arial"/>
-          <w:sz w:val="18"/>
         </w:rPr>
         <w:t>observability</w:t>
       </w:r>
@@ -375,7 +347,6 @@
       <w:r>
         <w:rPr>
           <w:rFonts w:ascii="Arial" w:hAnsi="Arial" w:cs="Arial"/>
-          <w:sz w:val="18"/>
         </w:rPr>
         <w:t xml:space="preserve">, and </w:t>
       </w:r>
@@ -383,14 +354,12 @@
         <w:rPr>
           <w:rStyle w:val="Strong"/>
           <w:rFonts w:ascii="Arial" w:hAnsi="Arial" w:cs="Arial"/>
-          <w:sz w:val="18"/>
         </w:rPr>
         <w:t>security</w:t>
       </w:r>
       <w:r>
         <w:rPr>
           <w:rFonts w:ascii="Arial" w:hAnsi="Arial" w:cs="Arial"/>
-          <w:sz w:val="18"/>
         </w:rPr>
         <w:t>.</w:t>
       </w:r>
@@ -398,7 +367,6 @@
       <w:r>
         <w:rPr>
           <w:rFonts w:ascii="Arial" w:hAnsi="Arial" w:cs="Arial"/>
-          <w:sz w:val="18"/>
         </w:rPr>
         <w:t xml:space="preserve"> Comfortable owning the full lifecycle—</w:t>
       </w:r>
@@ -406,14 +374,12 @@
         <w:rPr>
           <w:rStyle w:val="Strong"/>
           <w:rFonts w:ascii="Arial" w:hAnsi="Arial" w:cs="Arial"/>
-          <w:sz w:val="18"/>
         </w:rPr>
         <w:t>architecture</w:t>
       </w:r>
       <w:r>
         <w:rPr>
           <w:rFonts w:ascii="Arial" w:hAnsi="Arial" w:cs="Arial"/>
-          <w:sz w:val="18"/>
         </w:rPr>
         <w:t xml:space="preserve">, implementation, incident response, and </w:t>
       </w:r>
@@ -421,14 +387,12 @@
         <w:rPr>
           <w:rStyle w:val="Strong"/>
           <w:rFonts w:ascii="Arial" w:hAnsi="Arial" w:cs="Arial"/>
-          <w:sz w:val="18"/>
         </w:rPr>
         <w:t>postmortem-driven hardening</w:t>
       </w:r>
       <w:r>
         <w:rPr>
           <w:rFonts w:ascii="Arial" w:hAnsi="Arial" w:cs="Arial"/>
-          <w:sz w:val="18"/>
         </w:rPr>
         <w:t>—to reduce operational noise and raise customer trust.</w:t>
       </w:r>
@@ -4232,6 +4196,10 @@
           <w:numId w:val="11"/>
         </w:numPr>
         <w:jc w:val="both"/>
+        <w:rPr>
+          <w:rFonts w:ascii="Arial" w:hAnsi="Arial" w:cs="Arial"/>
+          <w:sz w:val="18"/>
+        </w:rPr>
       </w:pPr>
       <w:r>
         <w:rPr>
@@ -4390,26 +4358,46 @@
           <w:ilvl w:val="0"/>
           <w:numId w:val="17"/>
         </w:numPr>
-      </w:pPr>
-      <w:r>
+        <w:jc w:val="both"/>
+        <w:rPr>
+          <w:rFonts w:ascii="Arial" w:hAnsi="Arial" w:cs="Arial"/>
+        </w:rPr>
+      </w:pPr>
+      <w:r>
+        <w:rPr>
+          <w:rFonts w:ascii="Arial" w:hAnsi="Arial" w:cs="Arial"/>
+          <w:sz w:val="18"/>
+        </w:rPr>
         <w:t xml:space="preserve">Focused on strong CS fundamentals and applied systems work, building a durable base for </w:t>
       </w:r>
       <w:r>
         <w:rPr>
           <w:rStyle w:val="Strong"/>
+          <w:rFonts w:ascii="Arial" w:hAnsi="Arial" w:cs="Arial"/>
+          <w:sz w:val="18"/>
         </w:rPr>
         <w:t>distributed services</w:t>
       </w:r>
       <w:r>
+        <w:rPr>
+          <w:rFonts w:ascii="Arial" w:hAnsi="Arial" w:cs="Arial"/>
+          <w:sz w:val="18"/>
+        </w:rPr>
         <w:t xml:space="preserve">, </w:t>
       </w:r>
       <w:r>
         <w:rPr>
           <w:rStyle w:val="Strong"/>
+          <w:rFonts w:ascii="Arial" w:hAnsi="Arial" w:cs="Arial"/>
+          <w:sz w:val="18"/>
         </w:rPr>
         <w:t>data modeling</w:t>
       </w:r>
       <w:r>
+        <w:rPr>
+          <w:rFonts w:ascii="Arial" w:hAnsi="Arial" w:cs="Arial"/>
+          <w:sz w:val="18"/>
+        </w:rPr>
         <w:t>, and production engineering practices.</w:t>
       </w:r>
     </w:p>
@@ -4570,7 +4558,16 @@
           <w:rFonts w:ascii="Arial" w:hAnsi="Arial" w:cs="Arial"/>
           <w:sz w:val="18"/>
         </w:rPr>
-        <w:t xml:space="preserve"> tests) so UI and downstream clients could evolve independently without breaking releases.</w:t>
+        <w:t xml:space="preserve"> tests) so UI and downstream clients could evolve independently wit</w:t>
+      </w:r>
+      <w:bookmarkStart w:id="0" w:name="_GoBack"/>
+      <w:bookmarkEnd w:id="0"/>
+      <w:r>
+        <w:rPr>
+          <w:rFonts w:ascii="Arial" w:hAnsi="Arial" w:cs="Arial"/>
+          <w:sz w:val="18"/>
+        </w:rPr>
+        <w:t>hout breaking releases.</w:t>
       </w:r>
     </w:p>
     <w:p>

--- a/William/Python React/William_Jackson.docx
+++ b/William/Python React/William_Jackson.docx
@@ -167,66 +167,12 @@
             </w:pPr>
             <w:r>
               <w:rPr>
-                <w:rFonts w:ascii="Arial" w:eastAsia="Arial" w:hAnsi="Arial" w:cs="Arial"/>
+                <w:rFonts w:ascii="Arial" w:hAnsi="Arial" w:cs="Arial"/>
                 <w:color w:val="FFFFFF"/>
                 <w:sz w:val="17"/>
                 <w:szCs w:val="17"/>
               </w:rPr>
-              <w:t xml:space="preserve">Wellington, Nevada, United States | </w:t>
-            </w:r>
-            <w:r>
-              <w:rPr>
-                <w:rFonts w:ascii="Arial" w:eastAsia="Arial" w:hAnsi="Arial" w:cs="Arial"/>
-                <w:color w:val="FFFFFF"/>
-                <w:sz w:val="17"/>
-                <w:szCs w:val="17"/>
-              </w:rPr>
-              <w:t>+1 (786) 949-7561</w:t>
-            </w:r>
-            <w:r>
-              <w:rPr>
-                <w:rFonts w:ascii="Arial" w:eastAsia="Arial" w:hAnsi="Arial" w:cs="Arial"/>
-                <w:color w:val="FFFFFF"/>
-                <w:sz w:val="17"/>
-                <w:szCs w:val="17"/>
-              </w:rPr>
-              <w:t xml:space="preserve">| </w:t>
-            </w:r>
-            <w:r>
-              <w:rPr>
-                <w:rFonts w:ascii="Arial" w:eastAsia="Arial" w:hAnsi="Arial" w:cs="Arial"/>
-                <w:color w:val="FFFFFF"/>
-                <w:sz w:val="17"/>
-                <w:szCs w:val="17"/>
-              </w:rPr>
-              <w:t>williamjackson.pro@outlook.com</w:t>
-            </w:r>
-            <w:r>
-              <w:rPr>
-                <w:rFonts w:ascii="Arial" w:eastAsia="Arial" w:hAnsi="Arial" w:cs="Arial"/>
-                <w:color w:val="FFFFFF"/>
-                <w:sz w:val="17"/>
-                <w:szCs w:val="17"/>
-              </w:rPr>
-              <w:t xml:space="preserve"> | </w:t>
-            </w:r>
-            <w:r>
-              <w:rPr>
-                <w:rFonts w:ascii="Arial" w:eastAsia="Arial" w:hAnsi="Arial" w:cs="Arial"/>
-                <w:color w:val="FFFFFF"/>
-                <w:sz w:val="17"/>
-                <w:szCs w:val="17"/>
-              </w:rPr>
-              <w:t>linkedin.com/in/william-jackson-</w:t>
-            </w:r>
-            <w:r>
-              <w:rPr>
-                <w:rFonts w:ascii="Arial" w:eastAsia="Arial" w:hAnsi="Arial" w:cs="Arial"/>
-                <w:color w:val="FFFFFF"/>
-                <w:sz w:val="17"/>
-                <w:szCs w:val="17"/>
-              </w:rPr>
-              <w:t>75b9343b6</w:t>
+              <w:t>Wellington, Nevada, United States | +1 (786) 949-7561| williamjdev@outlook.com | linkedin.com/in/william-jackson-40036a3ba</w:t>
             </w:r>
             <w:bookmarkStart w:id="0" w:name="_GoBack"/>
             <w:bookmarkEnd w:id="0"/>

--- a/William/Python React/William_Jackson.docx
+++ b/William/Python React/William_Jackson.docx
@@ -69,27 +69,7 @@
           <w:sz w:val="19"/>
           <w:szCs w:val="19"/>
         </w:rPr>
-        <w:t xml:space="preserve"> - React Python (</w:t>
-      </w:r>
-      <w:proofErr w:type="spellStart"/>
-      <w:r>
-        <w:rPr>
-          <w:rFonts w:ascii="Arial" w:eastAsia="Arial" w:hAnsi="Arial" w:cs="Arial"/>
-          <w:color w:val="555555"/>
-          <w:sz w:val="19"/>
-          <w:szCs w:val="19"/>
-        </w:rPr>
-        <w:t>Django</w:t>
-      </w:r>
-      <w:proofErr w:type="spellEnd"/>
-      <w:r>
-        <w:rPr>
-          <w:rFonts w:ascii="Arial" w:eastAsia="Arial" w:hAnsi="Arial" w:cs="Arial"/>
-          <w:color w:val="555555"/>
-          <w:sz w:val="19"/>
-          <w:szCs w:val="19"/>
-        </w:rPr>
-        <w:t>/</w:t>
+        <w:t xml:space="preserve"> - React Python (Django/</w:t>
       </w:r>
       <w:proofErr w:type="spellStart"/>
       <w:r>
@@ -174,8 +154,6 @@
               </w:rPr>
               <w:t>Wellington, Nevada, United States | +1 (786) 949-7561| williamjdev@outlook.com | linkedin.com/in/william-jackson-40036a3ba</w:t>
             </w:r>
-            <w:bookmarkStart w:id="0" w:name="_GoBack"/>
-            <w:bookmarkEnd w:id="0"/>
           </w:p>
         </w:tc>
       </w:tr>
@@ -273,7 +251,26 @@
           <w:rStyle w:val="Strong"/>
           <w:sz w:val="22"/>
         </w:rPr>
-        <w:t xml:space="preserve">reliability-focused </w:t>
+        <w:t>reliability-focused SaaS</w:t>
+      </w:r>
+      <w:r>
+        <w:rPr>
+          <w:sz w:val="22"/>
+        </w:rPr>
+        <w:t xml:space="preserve">, where uptime, latency, and auditability directly affect customer trust and revenue. Strong hands-on experience delivering </w:t>
+      </w:r>
+      <w:r>
+        <w:rPr>
+          <w:rStyle w:val="Strong"/>
+          <w:sz w:val="22"/>
+        </w:rPr>
+        <w:t>Python 3.8–3.11</w:t>
+      </w:r>
+      <w:r>
+        <w:rPr>
+          <w:sz w:val="22"/>
+        </w:rPr>
+        <w:t xml:space="preserve">, </w:t>
       </w:r>
       <w:proofErr w:type="spellStart"/>
       <w:r>
@@ -281,52 +278,22 @@
           <w:rStyle w:val="Strong"/>
           <w:sz w:val="22"/>
         </w:rPr>
-        <w:t>SaaS</w:t>
+        <w:t>FastAPI</w:t>
       </w:r>
       <w:proofErr w:type="spellEnd"/>
       <w:r>
         <w:rPr>
           <w:sz w:val="22"/>
         </w:rPr>
-        <w:t xml:space="preserve">, where uptime, latency, and auditability directly affect customer trust and revenue. Strong hands-on experience delivering </w:t>
+        <w:t xml:space="preserve">, </w:t>
       </w:r>
       <w:r>
         <w:rPr>
           <w:rStyle w:val="Strong"/>
           <w:sz w:val="22"/>
         </w:rPr>
-        <w:t>Python 3.8–3.11</w:t>
-      </w:r>
-      <w:r>
-        <w:rPr>
-          <w:sz w:val="22"/>
-        </w:rPr>
-        <w:t xml:space="preserve">, </w:t>
-      </w:r>
-      <w:proofErr w:type="spellStart"/>
-      <w:r>
-        <w:rPr>
-          <w:rStyle w:val="Strong"/>
-          <w:sz w:val="22"/>
-        </w:rPr>
-        <w:t>FastAPI</w:t>
-      </w:r>
-      <w:proofErr w:type="spellEnd"/>
-      <w:r>
-        <w:rPr>
-          <w:sz w:val="22"/>
-        </w:rPr>
-        <w:t xml:space="preserve">, </w:t>
-      </w:r>
-      <w:proofErr w:type="spellStart"/>
-      <w:r>
-        <w:rPr>
-          <w:rStyle w:val="Strong"/>
-          <w:sz w:val="22"/>
-        </w:rPr>
         <w:t>Django</w:t>
       </w:r>
-      <w:proofErr w:type="spellEnd"/>
       <w:r>
         <w:rPr>
           <w:sz w:val="22"/>
@@ -536,21 +503,7 @@
         <w:rPr>
           <w:sz w:val="22"/>
         </w:rPr>
-        <w:t xml:space="preserve">, JavaScript, HTML5, CSS3, Tailwind CSS, </w:t>
-      </w:r>
-      <w:proofErr w:type="spellStart"/>
-      <w:r>
-        <w:rPr>
-          <w:sz w:val="22"/>
-        </w:rPr>
-        <w:t>Redux</w:t>
-      </w:r>
-      <w:proofErr w:type="spellEnd"/>
-      <w:r>
-        <w:rPr>
-          <w:sz w:val="22"/>
-        </w:rPr>
-        <w:t xml:space="preserve"> Toolkit, React Query, component-driven UI, SPA architecture, state management, performance tuning, form handling, accessibility</w:t>
+        <w:t>, JavaScript, HTML5, CSS3, Tailwind CSS, Redux Toolkit, React Query, component-driven UI, SPA architecture, state management, performance tuning, form handling, accessibility</w:t>
       </w:r>
     </w:p>
     <w:p>
@@ -607,7 +560,6 @@
         </w:rPr>
         <w:t xml:space="preserve">, </w:t>
       </w:r>
-      <w:proofErr w:type="spellStart"/>
       <w:r>
         <w:rPr>
           <w:rStyle w:val="Strong"/>
@@ -615,7 +567,6 @@
         </w:rPr>
         <w:t>Django</w:t>
       </w:r>
-      <w:proofErr w:type="spellEnd"/>
       <w:r>
         <w:rPr>
           <w:sz w:val="22"/>
@@ -703,49 +654,21 @@
         <w:rPr>
           <w:sz w:val="22"/>
         </w:rPr>
-        <w:t xml:space="preserve"> — </w:t>
+        <w:t xml:space="preserve"> — PostgreSQL, MySQL, SQL Server, </w:t>
       </w:r>
       <w:proofErr w:type="spellStart"/>
       <w:r>
         <w:rPr>
           <w:sz w:val="22"/>
         </w:rPr>
-        <w:t>PostgreSQL</w:t>
+        <w:t>Redis</w:t>
       </w:r>
       <w:proofErr w:type="spellEnd"/>
       <w:r>
         <w:rPr>
           <w:sz w:val="22"/>
         </w:rPr>
-        <w:t xml:space="preserve">, MySQL, SQL Server, </w:t>
-      </w:r>
-      <w:proofErr w:type="spellStart"/>
-      <w:r>
-        <w:rPr>
-          <w:sz w:val="22"/>
-        </w:rPr>
-        <w:t>Redis</w:t>
-      </w:r>
-      <w:proofErr w:type="spellEnd"/>
-      <w:r>
-        <w:rPr>
-          <w:sz w:val="22"/>
-        </w:rPr>
-        <w:t xml:space="preserve">, </w:t>
-      </w:r>
-      <w:proofErr w:type="spellStart"/>
-      <w:r>
-        <w:rPr>
-          <w:sz w:val="22"/>
-        </w:rPr>
-        <w:t>MongoDB</w:t>
-      </w:r>
-      <w:proofErr w:type="spellEnd"/>
-      <w:r>
-        <w:rPr>
-          <w:sz w:val="22"/>
-        </w:rPr>
-        <w:t xml:space="preserve">, </w:t>
+        <w:t xml:space="preserve">, MongoDB, </w:t>
       </w:r>
       <w:proofErr w:type="spellStart"/>
       <w:r>
@@ -816,190 +739,111 @@
           <w:rStyle w:val="Strong"/>
           <w:sz w:val="22"/>
         </w:rPr>
-        <w:t xml:space="preserve">Cloud &amp; </w:t>
+        <w:t>Cloud &amp; DevOps</w:t>
+      </w:r>
+      <w:r>
+        <w:rPr>
+          <w:sz w:val="22"/>
+        </w:rPr>
+        <w:t xml:space="preserve"> — AWS (EKS, ECS, EC2, Lambda, API Gateway, S3, </w:t>
       </w:r>
       <w:proofErr w:type="spellStart"/>
       <w:r>
         <w:rPr>
-          <w:rStyle w:val="Strong"/>
-          <w:sz w:val="22"/>
-        </w:rPr>
-        <w:t>DevOps</w:t>
+          <w:sz w:val="22"/>
+        </w:rPr>
+        <w:t>CloudFront</w:t>
       </w:r>
       <w:proofErr w:type="spellEnd"/>
       <w:r>
         <w:rPr>
           <w:sz w:val="22"/>
         </w:rPr>
-        <w:t xml:space="preserve"> — AWS (EKS, ECS, EC2, Lambda, API Gateway, S3, </w:t>
+        <w:t xml:space="preserve">, RDS, </w:t>
       </w:r>
       <w:proofErr w:type="spellStart"/>
       <w:r>
         <w:rPr>
           <w:sz w:val="22"/>
         </w:rPr>
-        <w:t>CloudFront</w:t>
+        <w:t>ElastiCache</w:t>
       </w:r>
       <w:proofErr w:type="spellEnd"/>
       <w:r>
         <w:rPr>
           <w:sz w:val="22"/>
         </w:rPr>
-        <w:t xml:space="preserve">, RDS, </w:t>
+        <w:t xml:space="preserve">, </w:t>
       </w:r>
       <w:proofErr w:type="spellStart"/>
       <w:r>
         <w:rPr>
           <w:sz w:val="22"/>
         </w:rPr>
-        <w:t>ElastiCache</w:t>
+        <w:t>EventBridge</w:t>
       </w:r>
       <w:proofErr w:type="spellEnd"/>
       <w:r>
         <w:rPr>
           <w:sz w:val="22"/>
         </w:rPr>
-        <w:t xml:space="preserve">, </w:t>
+        <w:t xml:space="preserve">, Step Functions, IAM), Azure (AKS, App Service, Azure SQL, Service Bus, Key Vault, Application Insights), GCP (GKE, Cloud Run, Pub/Sub, Cloud Storage, </w:t>
       </w:r>
       <w:proofErr w:type="spellStart"/>
       <w:r>
         <w:rPr>
           <w:sz w:val="22"/>
         </w:rPr>
-        <w:t>EventBridge</w:t>
+        <w:t>BigQuery</w:t>
       </w:r>
       <w:proofErr w:type="spellEnd"/>
       <w:r>
         <w:rPr>
           <w:sz w:val="22"/>
         </w:rPr>
-        <w:t xml:space="preserve">, Step Functions, IAM), Azure (AKS, App Service, Azure SQL, Service Bus, Key Vault, Application Insights), GCP (GKE, Cloud Run, Pub/Sub, Cloud Storage, </w:t>
+        <w:t xml:space="preserve">), Docker, Kubernetes, Helm, Argo CD, </w:t>
       </w:r>
       <w:proofErr w:type="spellStart"/>
       <w:r>
         <w:rPr>
           <w:sz w:val="22"/>
         </w:rPr>
-        <w:t>BigQuery</w:t>
+        <w:t>GitOps</w:t>
       </w:r>
       <w:proofErr w:type="spellEnd"/>
       <w:r>
         <w:rPr>
           <w:sz w:val="22"/>
         </w:rPr>
-        <w:t xml:space="preserve">), </w:t>
+        <w:t xml:space="preserve">, Terraform, </w:t>
       </w:r>
       <w:proofErr w:type="spellStart"/>
       <w:r>
         <w:rPr>
           <w:sz w:val="22"/>
         </w:rPr>
-        <w:t>Docker</w:t>
+        <w:t>CloudFormation</w:t>
       </w:r>
       <w:proofErr w:type="spellEnd"/>
       <w:r>
         <w:rPr>
           <w:sz w:val="22"/>
         </w:rPr>
-        <w:t xml:space="preserve">, </w:t>
+        <w:t xml:space="preserve">, CI/CD (GitHub Actions, </w:t>
       </w:r>
       <w:proofErr w:type="spellStart"/>
       <w:r>
         <w:rPr>
           <w:sz w:val="22"/>
         </w:rPr>
-        <w:t>Kubernetes</w:t>
+        <w:t>GitLab</w:t>
       </w:r>
       <w:proofErr w:type="spellEnd"/>
       <w:r>
         <w:rPr>
           <w:sz w:val="22"/>
         </w:rPr>
-        <w:t xml:space="preserve">, Helm, Argo CD, </w:t>
-      </w:r>
-      <w:proofErr w:type="spellStart"/>
-      <w:r>
-        <w:rPr>
-          <w:sz w:val="22"/>
-        </w:rPr>
-        <w:t>GitOps</w:t>
-      </w:r>
-      <w:proofErr w:type="spellEnd"/>
-      <w:r>
-        <w:rPr>
-          <w:sz w:val="22"/>
-        </w:rPr>
-        <w:t xml:space="preserve">, </w:t>
-      </w:r>
-      <w:proofErr w:type="spellStart"/>
-      <w:r>
-        <w:rPr>
-          <w:sz w:val="22"/>
-        </w:rPr>
-        <w:t>Terraform</w:t>
-      </w:r>
-      <w:proofErr w:type="spellEnd"/>
-      <w:r>
-        <w:rPr>
-          <w:sz w:val="22"/>
-        </w:rPr>
-        <w:t xml:space="preserve">, </w:t>
-      </w:r>
-      <w:proofErr w:type="spellStart"/>
-      <w:r>
-        <w:rPr>
-          <w:sz w:val="22"/>
-        </w:rPr>
-        <w:t>CloudFormation</w:t>
-      </w:r>
-      <w:proofErr w:type="spellEnd"/>
-      <w:r>
-        <w:rPr>
-          <w:sz w:val="22"/>
-        </w:rPr>
-        <w:t>, CI/CD (</w:t>
-      </w:r>
-      <w:proofErr w:type="spellStart"/>
-      <w:r>
-        <w:rPr>
-          <w:sz w:val="22"/>
-        </w:rPr>
-        <w:t>GitHub</w:t>
-      </w:r>
-      <w:proofErr w:type="spellEnd"/>
-      <w:r>
-        <w:rPr>
-          <w:sz w:val="22"/>
-        </w:rPr>
-        <w:t xml:space="preserve"> Actions, </w:t>
-      </w:r>
-      <w:proofErr w:type="spellStart"/>
-      <w:r>
-        <w:rPr>
-          <w:sz w:val="22"/>
-        </w:rPr>
-        <w:t>GitLab</w:t>
-      </w:r>
-      <w:proofErr w:type="spellEnd"/>
-      <w:r>
-        <w:rPr>
-          <w:sz w:val="22"/>
-        </w:rPr>
-        <w:t xml:space="preserve"> CI, Jenkins, Azure </w:t>
-      </w:r>
-      <w:proofErr w:type="spellStart"/>
-      <w:r>
-        <w:rPr>
-          <w:sz w:val="22"/>
-        </w:rPr>
-        <w:t>DevOps</w:t>
-      </w:r>
-      <w:proofErr w:type="spellEnd"/>
-      <w:r>
-        <w:rPr>
-          <w:sz w:val="22"/>
-        </w:rPr>
-        <w:t xml:space="preserve">, </w:t>
+        <w:t xml:space="preserve"> CI, Jenkins, Azure DevOps, </w:t>
       </w:r>
       <w:proofErr w:type="spellStart"/>
       <w:r>
@@ -1026,97 +870,74 @@
         <w:spacing w:before="0" w:beforeAutospacing="0" w:after="0" w:afterAutospacing="0"/>
         <w:jc w:val="both"/>
       </w:pPr>
+      <w:r>
+        <w:rPr>
+          <w:rStyle w:val="Strong"/>
+          <w:sz w:val="22"/>
+        </w:rPr>
+        <w:t>Observability, Quality &amp; Security</w:t>
+      </w:r>
+      <w:r>
+        <w:rPr>
+          <w:sz w:val="22"/>
+        </w:rPr>
+        <w:t xml:space="preserve"> — </w:t>
+      </w:r>
       <w:proofErr w:type="spellStart"/>
       <w:r>
         <w:rPr>
-          <w:rStyle w:val="Strong"/>
-          <w:sz w:val="22"/>
-        </w:rPr>
-        <w:t>Observability</w:t>
+          <w:sz w:val="22"/>
+        </w:rPr>
+        <w:t>OpenTelemetry</w:t>
       </w:r>
       <w:proofErr w:type="spellEnd"/>
       <w:r>
         <w:rPr>
-          <w:rStyle w:val="Strong"/>
-          <w:sz w:val="22"/>
-        </w:rPr>
-        <w:t>, Quality &amp; Security</w:t>
-      </w:r>
-      <w:r>
-        <w:rPr>
-          <w:sz w:val="22"/>
-        </w:rPr>
-        <w:t xml:space="preserve"> — </w:t>
+          <w:sz w:val="22"/>
+        </w:rPr>
+        <w:t xml:space="preserve">, </w:t>
       </w:r>
       <w:proofErr w:type="spellStart"/>
       <w:r>
         <w:rPr>
           <w:sz w:val="22"/>
         </w:rPr>
-        <w:t>OpenTelemetry</w:t>
+        <w:t>Datadog</w:t>
       </w:r>
       <w:proofErr w:type="spellEnd"/>
       <w:r>
         <w:rPr>
           <w:sz w:val="22"/>
         </w:rPr>
-        <w:t xml:space="preserve">, </w:t>
+        <w:t xml:space="preserve">, Prometheus, </w:t>
       </w:r>
       <w:proofErr w:type="spellStart"/>
       <w:r>
         <w:rPr>
           <w:sz w:val="22"/>
         </w:rPr>
-        <w:t>Datadog</w:t>
+        <w:t>Grafana</w:t>
       </w:r>
       <w:proofErr w:type="spellEnd"/>
       <w:r>
         <w:rPr>
           <w:sz w:val="22"/>
         </w:rPr>
-        <w:t xml:space="preserve">, Prometheus, </w:t>
+        <w:t xml:space="preserve">, ELK/EFK, </w:t>
       </w:r>
       <w:proofErr w:type="spellStart"/>
       <w:r>
         <w:rPr>
           <w:sz w:val="22"/>
         </w:rPr>
-        <w:t>Grafana</w:t>
+        <w:t>CloudWatch</w:t>
       </w:r>
       <w:proofErr w:type="spellEnd"/>
       <w:r>
         <w:rPr>
           <w:sz w:val="22"/>
         </w:rPr>
-        <w:t xml:space="preserve">, ELK/EFK, </w:t>
-      </w:r>
-      <w:proofErr w:type="spellStart"/>
-      <w:r>
-        <w:rPr>
-          <w:sz w:val="22"/>
-        </w:rPr>
-        <w:t>CloudWatch</w:t>
-      </w:r>
-      <w:proofErr w:type="spellEnd"/>
-      <w:r>
-        <w:rPr>
-          <w:sz w:val="22"/>
-        </w:rPr>
-        <w:t xml:space="preserve">, structured logging, Jest, React Testing Library, Cypress, Playwright, API contract tests, OAuth2, </w:t>
-      </w:r>
-      <w:proofErr w:type="spellStart"/>
-      <w:r>
-        <w:rPr>
-          <w:sz w:val="22"/>
-        </w:rPr>
-        <w:t>OpenID</w:t>
-      </w:r>
-      <w:proofErr w:type="spellEnd"/>
-      <w:r>
-        <w:rPr>
-          <w:sz w:val="22"/>
-        </w:rPr>
-        <w:t xml:space="preserve"> Connect, JWT, </w:t>
+        <w:t xml:space="preserve">, structured logging, Jest, React Testing Library, Cypress, Playwright, API contract tests, OAuth2, OpenID Connect, JWT, </w:t>
       </w:r>
       <w:proofErr w:type="spellStart"/>
       <w:r>
@@ -1431,21 +1252,12 @@
         </w:rPr>
         <w:t xml:space="preserve">Resolved a hard-to-reproduce latency spike by replacing N+1 database access with batched queries on </w:t>
       </w:r>
-      <w:proofErr w:type="spellStart"/>
       <w:r>
         <w:rPr>
           <w:rStyle w:val="Strong"/>
           <w:sz w:val="22"/>
         </w:rPr>
-        <w:t>PostgreSQL</w:t>
-      </w:r>
-      <w:proofErr w:type="spellEnd"/>
-      <w:r>
-        <w:rPr>
-          <w:rStyle w:val="Strong"/>
-          <w:sz w:val="22"/>
-        </w:rPr>
-        <w:t xml:space="preserve"> 13</w:t>
+        <w:t>PostgreSQL 13</w:t>
       </w:r>
       <w:r>
         <w:rPr>
@@ -1913,21 +1725,12 @@
         </w:rPr>
         <w:t xml:space="preserve">Standardized deployments with </w:t>
       </w:r>
-      <w:proofErr w:type="spellStart"/>
       <w:r>
         <w:rPr>
           <w:rStyle w:val="Strong"/>
           <w:sz w:val="22"/>
         </w:rPr>
-        <w:t>Terraform</w:t>
-      </w:r>
-      <w:proofErr w:type="spellEnd"/>
-      <w:r>
-        <w:rPr>
-          <w:rStyle w:val="Strong"/>
-          <w:sz w:val="22"/>
-        </w:rPr>
-        <w:t xml:space="preserve"> 1.6</w:t>
+        <w:t>Terraform 1.6</w:t>
       </w:r>
       <w:r>
         <w:rPr>
@@ -2284,21 +2087,7 @@
         <w:rPr>
           <w:sz w:val="22"/>
         </w:rPr>
-        <w:t xml:space="preserve">, dead-letter routing, and </w:t>
-      </w:r>
-      <w:proofErr w:type="spellStart"/>
-      <w:r>
-        <w:rPr>
-          <w:sz w:val="22"/>
-        </w:rPr>
-        <w:t>deduplication</w:t>
-      </w:r>
-      <w:proofErr w:type="spellEnd"/>
-      <w:r>
-        <w:rPr>
-          <w:sz w:val="22"/>
-        </w:rPr>
-        <w:t xml:space="preserve">, while exposing queue depth and failure counts through lightweight </w:t>
+        <w:t xml:space="preserve">, dead-letter routing, and deduplication, while exposing queue depth and failure counts through lightweight </w:t>
       </w:r>
       <w:r>
         <w:rPr>
@@ -2564,21 +2353,12 @@
         </w:rPr>
         <w:t xml:space="preserve">Standardized CI behavior using </w:t>
       </w:r>
-      <w:proofErr w:type="spellStart"/>
       <w:r>
         <w:rPr>
           <w:rStyle w:val="Strong"/>
           <w:sz w:val="22"/>
         </w:rPr>
-        <w:t>GitHub</w:t>
-      </w:r>
-      <w:proofErr w:type="spellEnd"/>
-      <w:r>
-        <w:rPr>
-          <w:rStyle w:val="Strong"/>
-          <w:sz w:val="22"/>
-        </w:rPr>
-        <w:t xml:space="preserve"> Actions</w:t>
+        <w:t>GitHub Actions</w:t>
       </w:r>
       <w:r>
         <w:rPr>
@@ -2866,21 +2646,12 @@
         <w:lastRenderedPageBreak/>
         <w:t xml:space="preserve">Implemented API endpoints in </w:t>
       </w:r>
-      <w:proofErr w:type="spellStart"/>
       <w:r>
         <w:rPr>
           <w:rStyle w:val="Strong"/>
           <w:sz w:val="22"/>
         </w:rPr>
-        <w:t>Django</w:t>
-      </w:r>
-      <w:proofErr w:type="spellEnd"/>
-      <w:r>
-        <w:rPr>
-          <w:rStyle w:val="Strong"/>
-          <w:sz w:val="22"/>
-        </w:rPr>
-        <w:t xml:space="preserve"> 2.0</w:t>
+        <w:t>Django 2.0</w:t>
       </w:r>
       <w:r>
         <w:rPr>
@@ -2920,21 +2691,12 @@
         </w:rPr>
         <w:t xml:space="preserve">Improved query performance in </w:t>
       </w:r>
-      <w:proofErr w:type="spellStart"/>
       <w:r>
         <w:rPr>
           <w:rStyle w:val="Strong"/>
           <w:sz w:val="22"/>
         </w:rPr>
-        <w:t>PostgreSQL</w:t>
-      </w:r>
-      <w:proofErr w:type="spellEnd"/>
-      <w:r>
-        <w:rPr>
-          <w:rStyle w:val="Strong"/>
-          <w:sz w:val="22"/>
-        </w:rPr>
-        <w:t xml:space="preserve"> 9.6</w:t>
+        <w:t>PostgreSQL 9.6</w:t>
       </w:r>
       <w:r>
         <w:rPr>
@@ -3151,21 +2913,7 @@
         <w:rPr>
           <w:sz w:val="22"/>
         </w:rPr>
-        <w:t xml:space="preserve">-backed caching for read-heavy paths, defining key strategies and freshness rules carefully, and coordinated frontend invalidation patterns so cached API responses stayed </w:t>
-      </w:r>
-      <w:proofErr w:type="spellStart"/>
-      <w:r>
-        <w:rPr>
-          <w:sz w:val="22"/>
-        </w:rPr>
-        <w:t>performant</w:t>
-      </w:r>
-      <w:proofErr w:type="spellEnd"/>
-      <w:r>
-        <w:rPr>
-          <w:sz w:val="22"/>
-        </w:rPr>
-        <w:t xml:space="preserve"> without misleading users.</w:t>
+        <w:t>-backed caching for read-heavy paths, defining key strategies and freshness rules carefully, and coordinated frontend invalidation patterns so cached API responses stayed performant without misleading users.</w:t>
       </w:r>
     </w:p>
     <w:p>
@@ -3600,15 +3348,17 @@
       </w:pPr>
       <w:r>
         <w:rPr>
-          <w:rFonts w:ascii="Arial" w:eastAsia="Arial" w:hAnsi="Arial" w:cs="Arial"/>
+          <w:rFonts w:ascii="Arial" w:hAnsi="Arial" w:cs="Arial"/>
           <w:b/>
           <w:bCs/>
-          <w:color w:val="111111"/>
-          <w:sz w:val="22"/>
-          <w:szCs w:val="18"/>
-        </w:rPr>
-        <w:t>Stanford University Department of Computer Science</w:t>
-      </w:r>
+          <w:color w:val="000000"/>
+          <w:sz w:val="22"/>
+          <w:szCs w:val="23"/>
+        </w:rPr>
+        <w:t>Harvard University</w:t>
+      </w:r>
+      <w:bookmarkStart w:id="0" w:name="_GoBack"/>
+      <w:bookmarkEnd w:id="0"/>
     </w:p>
     <w:p>
       <w:pPr>
